--- a/cf/jm/u/files/u056.docx
+++ b/cf/jm/u/files/u056.docx
@@ -20,7 +20,7 @@
     </w:p>
     <w:p>
       <w:r>
-        <w:t>請針對每個題目，把答案填在「回答：」後面（越具體越好）；填好後請放回您的部門資料夾即可，不需回信。</w:t>
+        <w:t>這份問卷是想更了解您的實際作業，好把您的 AI 助理做得更貼近需求。第一部分請把答案填在「回答：」後面（越具體越好）；第二部分只是先讓您了解，之後用的時候再一起調整，不用現在填。填好後放回您的部門資料夾即可，不需回信。</w:t>
       </w:r>
     </w:p>
     <w:p>
@@ -32,8 +32,16 @@
       </w:r>
     </w:p>
     <w:p>
+      <w:pPr>
+        <w:pStyle w:val="Heading2"/>
+      </w:pPr>
       <w:r>
-        <w:t>1. SRM 的報價單能匯出成 Excel/CSV 嗎？欄位是否固定？</w:t>
+        <w:t>一、請您提供或確認的事情</w:t>
+      </w:r>
+    </w:p>
+    <w:p>
+      <w:r>
+        <w:t>1. 這位助理是幫採購助理處理「詢價單登錄」的：供應商回的報價單，幫你整理好、比對一下，再產出要登進 SAP 的資訊記錄。</w:t>
       </w:r>
     </w:p>
     <w:p>
@@ -43,7 +51,7 @@
     </w:p>
     <w:p>
       <w:r>
-        <w:t>2. SAP 資訊記錄需要哪些欄位？目前是人工鍵入還是可介接？（本題升級關鍵在 SAP 介接）</w:t>
+        <w:t>2. 你要給它的是供應商報價單（放在 SRM，通常是 PDF 或 Excel）。它會先讀報價單，再去查基準庫。</w:t>
       </w:r>
     </w:p>
     <w:p>
@@ -53,7 +61,7 @@
     </w:p>
     <w:p>
       <w:r>
-        <w:t>3. 比價要考慮哪些條件（含不含表處／MOQ／交期／幣別）？如何統一基準？</w:t>
+        <w:t>3. 它會把料號、供應商、單價、幣別、報價日、有效期抓出來，對「供應商清單／料號對照／報價歷史」，看有沒有對應、跟以前的價差多少、報價過期沒。</w:t>
       </w:r>
     </w:p>
     <w:p>
@@ -63,7 +71,7 @@
     </w:p>
     <w:p>
       <w:r>
-        <w:t>4. 選定供應商的判斷規則是什麼（最低價／綜合評分）？誰決策？</w:t>
+        <w:t>4. 這題是採購詢價，不牽涉 BOM 展用量，對照的是供應商和報價相關的基準。</w:t>
       </w:r>
     </w:p>
     <w:p>
@@ -73,7 +81,7 @@
     </w:p>
     <w:p>
       <w:r>
-        <w:t>5. 能提供 3～5 筆過去的詢價比價案例當範例嗎？</w:t>
+        <w:t>5. 沒寫清楚的欄位標「待補」，它不會亂猜單價。</w:t>
       </w:r>
     </w:p>
     <w:p>
@@ -83,12 +91,45 @@
     </w:p>
     <w:p>
       <w:r>
-        <w:t>6. 短期是否可先用人工從 SRM/SAP 定期匯出檔過渡？</w:t>
+        <w:t>6. 它給你一張可以登進 SAP 的「資訊記錄表」草稿；實際登錄、核價由採購來。</w:t>
       </w:r>
     </w:p>
     <w:p>
       <w:r>
         <w:t>回答：</w:t>
+      </w:r>
+    </w:p>
+    <w:p>
+      <w:pPr>
+        <w:pStyle w:val="Heading2"/>
+      </w:pPr>
+      <w:r>
+        <w:t>二、要用了之後、跟 AI 一起調整的事情（先了解即可，不用現在填）</w:t>
+      </w:r>
+    </w:p>
+    <w:p>
+      <w:r>
+        <w:t>• 這題卡在系統前置：SAP／SRM 要能匯出或介接才好用。短期先請 IT 定期匯出檔給它，中期再談 MCP／Function Call 直接介接。</w:t>
+      </w:r>
+    </w:p>
+    <w:p>
+      <w:r>
+        <w:t>• 拿幾張報價單實測，看它抓的單價、有效期和算的價差對不對，價差計算要求 100% 準。</w:t>
+      </w:r>
+    </w:p>
+    <w:p>
+      <w:r>
+        <w:t>• 它標「供應商未對應／報價過期」的地方要你人工看，別讓它硬登。</w:t>
+      </w:r>
+    </w:p>
+    <w:p>
+      <w:r>
+        <w:t>• 「價差偏高」的正式門檻先定義給它，它才知道哪些要示警。</w:t>
+      </w:r>
+    </w:p>
+    <w:p>
+      <w:r>
+        <w:t>• 登錄 SAP、核定單價永遠由採購來，AI 只幫你把報價整理成可登錄的草稿。</w:t>
       </w:r>
     </w:p>
     <w:p/>
@@ -101,8 +142,16 @@
       </w:r>
     </w:p>
     <w:p>
+      <w:pPr>
+        <w:pStyle w:val="Heading2"/>
+      </w:pPr>
       <w:r>
-        <w:t>1. SAP 交貨資料能匯出成 Excel/CSV 嗎？含哪些欄位（訂購/已交/約定交期）？</w:t>
+        <w:t>一、請您提供或確認的事情</w:t>
+      </w:r>
+    </w:p>
+    <w:p>
+      <w:r>
+        <w:t>1. 這位助理是幫採購助理做「交貨跟催」的：從 SAP 拿採購單和交貨明細，幫你算誰還沒交、誰逾期，並擬催貨通知。</w:t>
       </w:r>
     </w:p>
     <w:p>
@@ -112,7 +161,7 @@
     </w:p>
     <w:p>
       <w:r>
-        <w:t>2. 跟催的緊急度分級規則是什麼（逾期天數／影響生產）？</w:t>
+        <w:t>2. 你要給它的是 SAP 的採購單與交貨明細。</w:t>
       </w:r>
     </w:p>
     <w:p>
@@ -122,7 +171,7 @@
     </w:p>
     <w:p>
       <w:r>
-        <w:t>3. 催貨信要分幾型（即將到期提醒／逾期催辦）？慣用語氣為何？</w:t>
+        <w:t>3. 它會拿料號／供應商去對供應商清單，算出「未交數量＝訂購減已交」，並用今天的日期判斷有沒有逾期、逾期幾天。</w:t>
       </w:r>
     </w:p>
     <w:p>
@@ -132,7 +181,7 @@
     </w:p>
     <w:p>
       <w:r>
-        <w:t>4. 催貨對象是供應商窗口，收發清單能提供嗎？</w:t>
+        <w:t>4. 這題是交期跟催，不牽涉 BOM 展用量，對照的是供應商清單和料號對照。</w:t>
       </w:r>
     </w:p>
     <w:p>
@@ -142,7 +191,7 @@
     </w:p>
     <w:p>
       <w:r>
-        <w:t>5. 本題升級關鍵在 SAP 匯出/介接，短期可先人工定期匯出過渡嗎？</w:t>
+        <w:t>5. 資料缺的地方（已交數量沒填、交期沒填）它標「待補」，不會自己猜逾期。</w:t>
       </w:r>
     </w:p>
     <w:p>
@@ -152,12 +201,45 @@
     </w:p>
     <w:p>
       <w:r>
-        <w:t>6. 跟催表產出後由誰決定升級或現場催辦？</w:t>
+        <w:t>6. 它給你一張交貨跟催表，加對逾期／部分交貨的催貨通知草稿；實際催貨、改交期由採購來。</w:t>
       </w:r>
     </w:p>
     <w:p>
       <w:r>
         <w:t>回答：</w:t>
+      </w:r>
+    </w:p>
+    <w:p>
+      <w:pPr>
+        <w:pStyle w:val="Heading2"/>
+      </w:pPr>
+      <w:r>
+        <w:t>二、要用了之後、跟 AI 一起調整的事情（先了解即可，不用現在填）</w:t>
+      </w:r>
+    </w:p>
+    <w:p>
+      <w:r>
+        <w:t>• 這題卡在系統前置：SAP 要能匯出或介接。短期請 IT 定期匯出，中期再做 MCP／Function Call 介接。</w:t>
+      </w:r>
+    </w:p>
+    <w:p>
+      <w:r>
+        <w:t>• 拿目前的採購單實測，看它算的未交數量和逾期天數對不對，這兩項要求 100% 準，錯了就回饋。</w:t>
+      </w:r>
+    </w:p>
+    <w:p>
+      <w:r>
+        <w:t>• 它標「已交待補／交期待補」的地方要你人工補，別讓它憑空判逾期。</w:t>
+      </w:r>
+    </w:p>
+    <w:p>
+      <w:r>
+        <w:t>• 逾期是拿「今天」比交期算的，記得讓它用系統當天日期（可用平台的時間工具取得），基準日要對。</w:t>
+      </w:r>
+    </w:p>
+    <w:p>
+      <w:r>
+        <w:t>• 催貨、改 SAP 交期、判結案永遠由採購來，AI 只幫你一次列清楚誰逾期。</w:t>
       </w:r>
     </w:p>
     <w:p/>
